--- a/CÔNG TY TNHH MAY MẶC NHƯ LONG/MayMacNhuLong_ThanhLapMoi/MayMacNhuLong_Mẫu số 3.docx
+++ b/CÔNG TY TNHH MAY MẶC NHƯ LONG/MayMacNhuLong_ThanhLapMoi/MayMacNhuLong_Mẫu số 3.docx
@@ -3539,30 +3539,51 @@
       </w:r>
       <w:r>
         <w:rPr>
-          <w:rFonts w:ascii="Times New Roman" w:eastAsia="Calibri" w:hAnsi="Times New Roman" w:cs="Times New Roman"/>
-          <w:sz w:val="28"/>
-          <w:szCs w:val="28"/>
-        </w:rPr>
-        <w:t xml:space="preserve">Số 1/764 Vũ Thị </w:t>
-      </w:r>
-      <w:proofErr w:type="gramStart"/>
-      <w:r>
-        <w:rPr>
-          <w:rFonts w:ascii="Times New Roman" w:eastAsia="Calibri" w:hAnsi="Times New Roman" w:cs="Times New Roman"/>
-          <w:sz w:val="28"/>
-          <w:szCs w:val="28"/>
-        </w:rPr>
-        <w:t>Lan ,</w:t>
-      </w:r>
-      <w:proofErr w:type="gramEnd"/>
-      <w:r>
-        <w:rPr>
-          <w:rFonts w:ascii="Times New Roman" w:eastAsia="Calibri" w:hAnsi="Times New Roman" w:cs="Times New Roman"/>
-          <w:sz w:val="28"/>
-          <w:szCs w:val="28"/>
-        </w:rPr>
-        <w:t xml:space="preserve"> Tổ 8, Khu Phố Hòa Lân 02</w:t>
-      </w:r>
+          <w:rFonts w:ascii="Times New Roman" w:hAnsi="Times New Roman" w:cs="Times New Roman"/>
+          <w:sz w:val="26"/>
+          <w:szCs w:val="26"/>
+          <w:lang w:eastAsia="zh-CN"/>
+        </w:rPr>
+        <w:t>Số 1/764</w:t>
+      </w:r>
+      <w:r>
+        <w:rPr>
+          <w:rFonts w:ascii="Times New Roman" w:hAnsi="Times New Roman" w:cs="Times New Roman"/>
+          <w:sz w:val="26"/>
+          <w:szCs w:val="26"/>
+          <w:lang w:eastAsia="zh-CN"/>
+        </w:rPr>
+        <w:t>,</w:t>
+      </w:r>
+      <w:r>
+        <w:rPr>
+          <w:rFonts w:ascii="Times New Roman" w:hAnsi="Times New Roman" w:cs="Times New Roman"/>
+          <w:sz w:val="26"/>
+          <w:szCs w:val="26"/>
+          <w:lang w:eastAsia="zh-CN"/>
+        </w:rPr>
+        <w:t xml:space="preserve"> </w:t>
+      </w:r>
+      <w:r>
+        <w:rPr>
+          <w:rFonts w:ascii="Times New Roman" w:hAnsi="Times New Roman" w:cs="Times New Roman"/>
+          <w:sz w:val="26"/>
+          <w:szCs w:val="26"/>
+          <w:lang w:eastAsia="zh-CN"/>
+        </w:rPr>
+        <w:t>đ</w:t>
+      </w:r>
+      <w:r>
+        <w:rPr>
+          <w:rFonts w:ascii="Times New Roman" w:hAnsi="Times New Roman" w:cs="Times New Roman"/>
+          <w:sz w:val="26"/>
+          <w:szCs w:val="26"/>
+          <w:lang w:eastAsia="zh-CN"/>
+        </w:rPr>
+        <w:t>ường 22/12, Tổ 8, Khu Phố Hòa Lân 02</w:t>
+      </w:r>
+      <w:bookmarkStart w:id="0" w:name="_GoBack"/>
+      <w:bookmarkEnd w:id="0"/>
     </w:p>
     <w:p>
       <w:pPr>
@@ -6838,7 +6859,7 @@
           <w:lang w:eastAsia="zh-CN"/>
         </w:rPr>
       </w:pPr>
-      <w:bookmarkStart w:id="0" w:name="_Hlk185520598"/>
+      <w:bookmarkStart w:id="1" w:name="_Hlk185520598"/>
       <w:r>
         <w:rPr>
           <w:rFonts w:ascii="Times New Roman" w:eastAsia="Times New Roman" w:hAnsi="Times New Roman" w:cs="Times New Roman"/>
@@ -7539,7 +7560,7 @@
         </w:tc>
       </w:tr>
     </w:tbl>
-    <w:bookmarkEnd w:id="0"/>
+    <w:bookmarkEnd w:id="1"/>
     <w:p>
       <w:pPr>
         <w:tabs>
@@ -8084,8 +8105,6 @@
         </w:rPr>
         <w:t>Tỉnh An Giang</w:t>
       </w:r>
-      <w:bookmarkStart w:id="1" w:name="_GoBack"/>
-      <w:bookmarkEnd w:id="1"/>
     </w:p>
     <w:p>
       <w:pPr>
